--- a/Τεχνική_Αναφορά_MovieBot.docx
+++ b/Τεχνική_Αναφορά_MovieBot.docx
@@ -81,16 +81,31 @@
       <w:proofErr w:type="spellEnd"/>
     </w:p>
     <w:p>
-      <w:r>
-        <w:br w:type="page"/>
-      </w:r>
+      <w:pPr>
+        <w:rPr>
+          <w:lang w:val="en-US"/>
+        </w:rPr>
+      </w:pPr>
+    </w:p>
+    <w:p>
+      <w:pPr>
+        <w:rPr>
+          <w:lang w:val="en-US"/>
+        </w:rPr>
+      </w:pPr>
+    </w:p>
+    <w:p>
+      <w:pPr>
+        <w:rPr>
+          <w:lang w:val="en-US"/>
+        </w:rPr>
+      </w:pPr>
     </w:p>
     <w:p>
       <w:pPr>
         <w:pStyle w:val="Heading1"/>
       </w:pPr>
       <w:r>
-        <w:lastRenderedPageBreak/>
         <w:t>1. Εισαγωγή</w:t>
       </w:r>
     </w:p>
@@ -278,7 +293,6 @@
         <w:pStyle w:val="Heading1"/>
       </w:pPr>
       <w:r>
-        <w:lastRenderedPageBreak/>
         <w:t>2. Αρχιτεκτονική Συστήματος</w:t>
       </w:r>
     </w:p>
@@ -327,12 +341,6 @@
         <w:gridCol w:w="4626"/>
       </w:tblGrid>
       <w:tr>
-        <w:tblPrEx>
-          <w:tblCellMar>
-            <w:top w:w="0" w:type="dxa"/>
-            <w:bottom w:w="0" w:type="dxa"/>
-          </w:tblCellMar>
-        </w:tblPrEx>
         <w:tc>
           <w:tcPr>
             <w:tcW w:w="2200" w:type="dxa"/>
@@ -437,12 +445,6 @@
         </w:tc>
       </w:tr>
       <w:tr>
-        <w:tblPrEx>
-          <w:tblCellMar>
-            <w:top w:w="0" w:type="dxa"/>
-            <w:bottom w:w="0" w:type="dxa"/>
-          </w:tblCellMar>
-        </w:tblPrEx>
         <w:tc>
           <w:tcPr>
             <w:tcW w:w="2200" w:type="dxa"/>
@@ -564,12 +566,6 @@
         </w:tc>
       </w:tr>
       <w:tr>
-        <w:tblPrEx>
-          <w:tblCellMar>
-            <w:top w:w="0" w:type="dxa"/>
-            <w:bottom w:w="0" w:type="dxa"/>
-          </w:tblCellMar>
-        </w:tblPrEx>
         <w:tc>
           <w:tcPr>
             <w:tcW w:w="2200" w:type="dxa"/>
@@ -729,12 +725,6 @@
         </w:tc>
       </w:tr>
       <w:tr>
-        <w:tblPrEx>
-          <w:tblCellMar>
-            <w:top w:w="0" w:type="dxa"/>
-            <w:bottom w:w="0" w:type="dxa"/>
-          </w:tblCellMar>
-        </w:tblPrEx>
         <w:tc>
           <w:tcPr>
             <w:tcW w:w="2200" w:type="dxa"/>
@@ -836,12 +826,6 @@
         </w:tc>
       </w:tr>
       <w:tr>
-        <w:tblPrEx>
-          <w:tblCellMar>
-            <w:top w:w="0" w:type="dxa"/>
-            <w:bottom w:w="0" w:type="dxa"/>
-          </w:tblCellMar>
-        </w:tblPrEx>
         <w:tc>
           <w:tcPr>
             <w:tcW w:w="2200" w:type="dxa"/>
@@ -1114,9 +1098,39 @@
       </w:pPr>
     </w:p>
     <w:p>
-      <w:r>
-        <w:br w:type="page"/>
-      </w:r>
+      <w:pPr>
+        <w:rPr>
+          <w:lang w:val="en-US"/>
+        </w:rPr>
+      </w:pPr>
+    </w:p>
+    <w:p>
+      <w:pPr>
+        <w:rPr>
+          <w:lang w:val="en-US"/>
+        </w:rPr>
+      </w:pPr>
+    </w:p>
+    <w:p>
+      <w:pPr>
+        <w:rPr>
+          <w:lang w:val="en-US"/>
+        </w:rPr>
+      </w:pPr>
+    </w:p>
+    <w:p>
+      <w:pPr>
+        <w:rPr>
+          <w:lang w:val="en-US"/>
+        </w:rPr>
+      </w:pPr>
+    </w:p>
+    <w:p>
+      <w:pPr>
+        <w:rPr>
+          <w:lang w:val="en-US"/>
+        </w:rPr>
+      </w:pPr>
     </w:p>
     <w:p>
       <w:pPr>
@@ -1124,11 +1138,11 @@
       </w:pPr>
       <w:r>
         <w:lastRenderedPageBreak/>
-        <w:t xml:space="preserve">3. </w:t>
-      </w:r>
-      <w:proofErr w:type="spellStart"/>
-      <w:r>
-        <w:t>Μοντελοποίηση</w:t>
+        <w:t>3. Μ</w:t>
+      </w:r>
+      <w:proofErr w:type="spellStart"/>
+      <w:r>
+        <w:t>οντελοποίηση</w:t>
       </w:r>
       <w:proofErr w:type="spellEnd"/>
       <w:r>
@@ -1188,12 +1202,6 @@
         <w:gridCol w:w="3026"/>
       </w:tblGrid>
       <w:tr>
-        <w:tblPrEx>
-          <w:tblCellMar>
-            <w:top w:w="0" w:type="dxa"/>
-            <w:bottom w:w="0" w:type="dxa"/>
-          </w:tblCellMar>
-        </w:tblPrEx>
         <w:tc>
           <w:tcPr>
             <w:tcW w:w="2000" w:type="dxa"/>
@@ -1298,12 +1306,6 @@
         </w:tc>
       </w:tr>
       <w:tr>
-        <w:tblPrEx>
-          <w:tblCellMar>
-            <w:top w:w="0" w:type="dxa"/>
-            <w:bottom w:w="0" w:type="dxa"/>
-          </w:tblCellMar>
-        </w:tblPrEx>
         <w:tc>
           <w:tcPr>
             <w:tcW w:w="2000" w:type="dxa"/>
@@ -1423,12 +1425,6 @@
         </w:tc>
       </w:tr>
       <w:tr>
-        <w:tblPrEx>
-          <w:tblCellMar>
-            <w:top w:w="0" w:type="dxa"/>
-            <w:bottom w:w="0" w:type="dxa"/>
-          </w:tblCellMar>
-        </w:tblPrEx>
         <w:tc>
           <w:tcPr>
             <w:tcW w:w="2000" w:type="dxa"/>
@@ -1532,12 +1528,6 @@
         </w:tc>
       </w:tr>
       <w:tr>
-        <w:tblPrEx>
-          <w:tblCellMar>
-            <w:top w:w="0" w:type="dxa"/>
-            <w:bottom w:w="0" w:type="dxa"/>
-          </w:tblCellMar>
-        </w:tblPrEx>
         <w:tc>
           <w:tcPr>
             <w:tcW w:w="2000" w:type="dxa"/>
@@ -1641,12 +1631,6 @@
         </w:tc>
       </w:tr>
       <w:tr>
-        <w:tblPrEx>
-          <w:tblCellMar>
-            <w:top w:w="0" w:type="dxa"/>
-            <w:bottom w:w="0" w:type="dxa"/>
-          </w:tblCellMar>
-        </w:tblPrEx>
         <w:tc>
           <w:tcPr>
             <w:tcW w:w="2000" w:type="dxa"/>
@@ -1800,6 +1784,7 @@
         </w:rPr>
       </w:pPr>
       <w:proofErr w:type="spellStart"/>
+      <w:proofErr w:type="gramStart"/>
       <w:r>
         <w:rPr>
           <w:lang w:val="en-US"/>
@@ -1807,6 +1792,7 @@
         <w:t>ex:movieTitle</w:t>
       </w:r>
       <w:proofErr w:type="spellEnd"/>
+      <w:proofErr w:type="gramEnd"/>
       <w:r>
         <w:rPr>
           <w:lang w:val="en-US"/>
@@ -1967,6 +1953,7 @@
         </w:rPr>
       </w:pPr>
       <w:proofErr w:type="spellStart"/>
+      <w:proofErr w:type="gramStart"/>
       <w:r>
         <w:rPr>
           <w:lang w:val="en-US"/>
@@ -1974,6 +1961,7 @@
         <w:t>ex:hasPlayed</w:t>
       </w:r>
       <w:proofErr w:type="spellEnd"/>
+      <w:proofErr w:type="gramEnd"/>
       <w:r>
         <w:rPr>
           <w:lang w:val="en-US"/>
@@ -2012,6 +2000,7 @@
         </w:rPr>
       </w:pPr>
       <w:proofErr w:type="spellStart"/>
+      <w:proofErr w:type="gramStart"/>
       <w:r>
         <w:rPr>
           <w:lang w:val="en-US"/>
@@ -2019,6 +2008,7 @@
         <w:t>ex:hasDirected</w:t>
       </w:r>
       <w:proofErr w:type="spellEnd"/>
+      <w:proofErr w:type="gramEnd"/>
       <w:r>
         <w:rPr>
           <w:lang w:val="en-US"/>
@@ -2057,6 +2047,7 @@
         </w:rPr>
       </w:pPr>
       <w:proofErr w:type="spellStart"/>
+      <w:proofErr w:type="gramStart"/>
       <w:r>
         <w:rPr>
           <w:lang w:val="en-US"/>
@@ -2064,6 +2055,7 @@
         <w:t>ex:description</w:t>
       </w:r>
       <w:proofErr w:type="spellEnd"/>
+      <w:proofErr w:type="gramEnd"/>
       <w:r>
         <w:rPr>
           <w:lang w:val="en-US"/>
@@ -2674,12 +2666,6 @@
         <w:gridCol w:w="4226"/>
       </w:tblGrid>
       <w:tr>
-        <w:tblPrEx>
-          <w:tblCellMar>
-            <w:top w:w="0" w:type="dxa"/>
-            <w:bottom w:w="0" w:type="dxa"/>
-          </w:tblCellMar>
-        </w:tblPrEx>
         <w:tc>
           <w:tcPr>
             <w:tcW w:w="1800" w:type="dxa"/>
@@ -2786,12 +2772,6 @@
         </w:tc>
       </w:tr>
       <w:tr>
-        <w:tblPrEx>
-          <w:tblCellMar>
-            <w:top w:w="0" w:type="dxa"/>
-            <w:bottom w:w="0" w:type="dxa"/>
-          </w:tblCellMar>
-        </w:tblPrEx>
         <w:tc>
           <w:tcPr>
             <w:tcW w:w="1800" w:type="dxa"/>
@@ -2947,12 +2927,6 @@
         </w:tc>
       </w:tr>
       <w:tr>
-        <w:tblPrEx>
-          <w:tblCellMar>
-            <w:top w:w="0" w:type="dxa"/>
-            <w:bottom w:w="0" w:type="dxa"/>
-          </w:tblCellMar>
-        </w:tblPrEx>
         <w:tc>
           <w:tcPr>
             <w:tcW w:w="1800" w:type="dxa"/>
@@ -3150,12 +3124,6 @@
         </w:tc>
       </w:tr>
       <w:tr>
-        <w:tblPrEx>
-          <w:tblCellMar>
-            <w:top w:w="0" w:type="dxa"/>
-            <w:bottom w:w="0" w:type="dxa"/>
-          </w:tblCellMar>
-        </w:tblPrEx>
         <w:tc>
           <w:tcPr>
             <w:tcW w:w="1800" w:type="dxa"/>
@@ -3353,12 +3321,6 @@
         </w:tc>
       </w:tr>
       <w:tr>
-        <w:tblPrEx>
-          <w:tblCellMar>
-            <w:top w:w="0" w:type="dxa"/>
-            <w:bottom w:w="0" w:type="dxa"/>
-          </w:tblCellMar>
-        </w:tblPrEx>
         <w:tc>
           <w:tcPr>
             <w:tcW w:w="1800" w:type="dxa"/>
@@ -3556,12 +3518,6 @@
         </w:tc>
       </w:tr>
       <w:tr>
-        <w:tblPrEx>
-          <w:tblCellMar>
-            <w:top w:w="0" w:type="dxa"/>
-            <w:bottom w:w="0" w:type="dxa"/>
-          </w:tblCellMar>
-        </w:tblPrEx>
         <w:tc>
           <w:tcPr>
             <w:tcW w:w="1800" w:type="dxa"/>
@@ -3759,12 +3715,6 @@
         </w:tc>
       </w:tr>
       <w:tr>
-        <w:tblPrEx>
-          <w:tblCellMar>
-            <w:top w:w="0" w:type="dxa"/>
-            <w:bottom w:w="0" w:type="dxa"/>
-          </w:tblCellMar>
-        </w:tblPrEx>
         <w:tc>
           <w:tcPr>
             <w:tcW w:w="1800" w:type="dxa"/>
@@ -3938,12 +3888,6 @@
         </w:tc>
       </w:tr>
       <w:tr>
-        <w:tblPrEx>
-          <w:tblCellMar>
-            <w:top w:w="0" w:type="dxa"/>
-            <w:bottom w:w="0" w:type="dxa"/>
-          </w:tblCellMar>
-        </w:tblPrEx>
         <w:tc>
           <w:tcPr>
             <w:tcW w:w="1800" w:type="dxa"/>
@@ -4093,12 +4037,6 @@
         </w:tc>
       </w:tr>
       <w:tr>
-        <w:tblPrEx>
-          <w:tblCellMar>
-            <w:top w:w="0" w:type="dxa"/>
-            <w:bottom w:w="0" w:type="dxa"/>
-          </w:tblCellMar>
-        </w:tblPrEx>
         <w:tc>
           <w:tcPr>
             <w:tcW w:w="1800" w:type="dxa"/>
@@ -4385,12 +4323,6 @@
         <w:gridCol w:w="4726"/>
       </w:tblGrid>
       <w:tr>
-        <w:tblPrEx>
-          <w:tblCellMar>
-            <w:top w:w="0" w:type="dxa"/>
-            <w:bottom w:w="0" w:type="dxa"/>
-          </w:tblCellMar>
-        </w:tblPrEx>
         <w:tc>
           <w:tcPr>
             <w:tcW w:w="800" w:type="dxa"/>
@@ -4495,12 +4427,6 @@
         </w:tc>
       </w:tr>
       <w:tr>
-        <w:tblPrEx>
-          <w:tblCellMar>
-            <w:top w:w="0" w:type="dxa"/>
-            <w:bottom w:w="0" w:type="dxa"/>
-          </w:tblCellMar>
-        </w:tblPrEx>
         <w:tc>
           <w:tcPr>
             <w:tcW w:w="800" w:type="dxa"/>
@@ -4631,12 +4557,6 @@
         </w:tc>
       </w:tr>
       <w:tr>
-        <w:tblPrEx>
-          <w:tblCellMar>
-            <w:top w:w="0" w:type="dxa"/>
-            <w:bottom w:w="0" w:type="dxa"/>
-          </w:tblCellMar>
-        </w:tblPrEx>
         <w:tc>
           <w:tcPr>
             <w:tcW w:w="800" w:type="dxa"/>
@@ -4761,12 +4681,6 @@
         </w:tc>
       </w:tr>
       <w:tr>
-        <w:tblPrEx>
-          <w:tblCellMar>
-            <w:top w:w="0" w:type="dxa"/>
-            <w:bottom w:w="0" w:type="dxa"/>
-          </w:tblCellMar>
-        </w:tblPrEx>
         <w:tc>
           <w:tcPr>
             <w:tcW w:w="800" w:type="dxa"/>
@@ -4850,12 +4764,6 @@
         </w:tc>
       </w:tr>
       <w:tr>
-        <w:tblPrEx>
-          <w:tblCellMar>
-            <w:top w:w="0" w:type="dxa"/>
-            <w:bottom w:w="0" w:type="dxa"/>
-          </w:tblCellMar>
-        </w:tblPrEx>
         <w:tc>
           <w:tcPr>
             <w:tcW w:w="800" w:type="dxa"/>
@@ -4977,12 +4885,6 @@
         </w:tc>
       </w:tr>
       <w:tr>
-        <w:tblPrEx>
-          <w:tblCellMar>
-            <w:top w:w="0" w:type="dxa"/>
-            <w:bottom w:w="0" w:type="dxa"/>
-          </w:tblCellMar>
-        </w:tblPrEx>
         <w:tc>
           <w:tcPr>
             <w:tcW w:w="800" w:type="dxa"/>
@@ -5277,7 +5179,21 @@
         <w:rPr>
           <w:lang w:val="en-US"/>
         </w:rPr>
-        <w:t xml:space="preserve"> 'pirates'</w:t>
+        <w:t xml:space="preserve"> '</w:t>
+      </w:r>
+      <w:proofErr w:type="gramStart"/>
+      <w:r>
+        <w:rPr>
+          <w:lang w:val="en-US"/>
+        </w:rPr>
+        <w:t>pirates</w:t>
+      </w:r>
+      <w:proofErr w:type="gramEnd"/>
+      <w:r>
+        <w:rPr>
+          <w:lang w:val="en-US"/>
+        </w:rPr>
+        <w:t>'</w:t>
       </w:r>
     </w:p>
     <w:p>
